--- a/PRP申請書類 自動転記ツール/99_data/テンプレート/3種筋腱靭帯系PRP/再生医療等提供計画の情報の公表に関する同意書2026.docx
+++ b/PRP申請書類 自動転記ツール/99_data/テンプレート/3種筋腱靭帯系PRP/再生医療等提供計画の情報の公表に関する同意書2026.docx
@@ -2,6 +2,8 @@
 <file path=word/document.xml><?xml version="1.0" encoding="utf-8"?>
 <w:document xmlns:wpc="http://schemas.microsoft.com/office/word/2010/wordprocessingCanvas" xmlns:mc="http://schemas.openxmlformats.org/markup-compatibility/2006" xmlns:o="urn:schemas-microsoft-com:office:office" xmlns:r="http://schemas.openxmlformats.org/officeDocument/2006/relationships" xmlns:m="http://schemas.openxmlformats.org/officeDocument/2006/math" xmlns:v="urn:schemas-microsoft-com:vml" xmlns:wp14="http://schemas.microsoft.com/office/word/2010/wordprocessingDrawing" xmlns:wp="http://schemas.openxmlformats.org/drawingml/2006/wordprocessingDrawing" xmlns:w10="urn:schemas-microsoft-com:office:word" xmlns:w="http://schemas.openxmlformats.org/wordprocessingml/2006/main" xmlns:w14="http://schemas.microsoft.com/office/word/2010/wordml" xmlns:wpg="http://schemas.microsoft.com/office/word/2010/wordprocessingGroup" xmlns:wpi="http://schemas.microsoft.com/office/word/2010/wordprocessingInk" xmlns:wne="http://schemas.microsoft.com/office/word/2006/wordml" xmlns:wps="http://schemas.microsoft.com/office/word/2010/wordprocessingShape" mc:Ignorable="w14 wp14">
   <w:body>
+    <w:bookmarkStart w:id="0" w:name="_GoBack"/>
+    <w:bookmarkEnd w:id="0"/>
     <w:p>
       <w:pPr>
         <w:spacing w:line="340" w:lineRule="exact"/>
@@ -93,7 +95,7 @@
               </wp:anchor>
             </w:drawing>
           </mc:Choice>
-          <mc:Fallback xmlns:cx="http://schemas.microsoft.com/office/drawing/2014/chartex" xmlns:cx1="http://schemas.microsoft.com/office/drawing/2015/9/8/chartex" xmlns:cx2="http://schemas.microsoft.com/office/drawing/2015/10/21/chartex" xmlns:cx3="http://schemas.microsoft.com/office/drawing/2016/5/9/chartex" xmlns:cx4="http://schemas.microsoft.com/office/drawing/2016/5/10/chartex" xmlns:cx5="http://schemas.microsoft.com/office/drawing/2016/5/11/chartex" xmlns:cx6="http://schemas.microsoft.com/office/drawing/2016/5/12/chartex" xmlns:cx7="http://schemas.microsoft.com/office/drawing/2016/5/13/chartex" xmlns:cx8="http://schemas.microsoft.com/office/drawing/2016/5/14/chartex" xmlns:aink="http://schemas.microsoft.com/office/drawing/2016/ink" xmlns:am3d="http://schemas.microsoft.com/office/drawing/2017/model3d" xmlns:oel="http://schemas.microsoft.com/office/2019/extlst" xmlns:w15="http://schemas.microsoft.com/office/word/2012/wordml" xmlns:w16cex="http://schemas.microsoft.com/office/word/2018/wordml/cex" xmlns:w16cid="http://schemas.microsoft.com/office/word/2016/wordml/cid" xmlns:w16="http://schemas.microsoft.com/office/word/2018/wordml" xmlns:w16du="http://schemas.microsoft.com/office/word/2023/wordml/word16du" xmlns:w16sdtdh="http://schemas.microsoft.com/office/word/2020/wordml/sdtdatahash" xmlns:w16sdtfl="http://schemas.microsoft.com/office/word/2024/wordml/sdtformatlock" xmlns:w16se="http://schemas.microsoft.com/office/word/2015/wordml/symex">
+          <mc:Fallback xmlns:w16se="http://schemas.microsoft.com/office/word/2015/wordml/symex" xmlns:w16sdtfl="http://schemas.microsoft.com/office/word/2024/wordml/sdtformatlock" xmlns:w16sdtdh="http://schemas.microsoft.com/office/word/2020/wordml/sdtdatahash" xmlns:w16du="http://schemas.microsoft.com/office/word/2023/wordml/word16du" xmlns:w16="http://schemas.microsoft.com/office/word/2018/wordml" xmlns:w16cid="http://schemas.microsoft.com/office/word/2016/wordml/cid" xmlns:w16cex="http://schemas.microsoft.com/office/word/2018/wordml/cex" xmlns:w15="http://schemas.microsoft.com/office/word/2012/wordml" xmlns:oel="http://schemas.microsoft.com/office/2019/extlst" xmlns:am3d="http://schemas.microsoft.com/office/drawing/2017/model3d" xmlns:aink="http://schemas.microsoft.com/office/drawing/2016/ink" xmlns:cx8="http://schemas.microsoft.com/office/drawing/2016/5/14/chartex" xmlns:cx7="http://schemas.microsoft.com/office/drawing/2016/5/13/chartex" xmlns:cx6="http://schemas.microsoft.com/office/drawing/2016/5/12/chartex" xmlns:cx5="http://schemas.microsoft.com/office/drawing/2016/5/11/chartex" xmlns:cx4="http://schemas.microsoft.com/office/drawing/2016/5/10/chartex" xmlns:cx3="http://schemas.microsoft.com/office/drawing/2016/5/9/chartex" xmlns:cx2="http://schemas.microsoft.com/office/drawing/2015/10/21/chartex" xmlns:cx1="http://schemas.microsoft.com/office/drawing/2015/9/8/chartex" xmlns:cx="http://schemas.microsoft.com/office/drawing/2014/chartex">
             <w:pict>
               <v:shapetype w14:anchorId="373E5139" id="_x0000_t202" coordsize="21600,21600" o:spt="202" path="m,l,21600r21600,l21600,xe">
                 <v:stroke joinstyle="miter"/>
@@ -179,7 +181,7 @@
               </wp:anchor>
             </w:drawing>
           </mc:Choice>
-          <mc:Fallback xmlns:cx="http://schemas.microsoft.com/office/drawing/2014/chartex" xmlns:cx1="http://schemas.microsoft.com/office/drawing/2015/9/8/chartex" xmlns:cx2="http://schemas.microsoft.com/office/drawing/2015/10/21/chartex" xmlns:cx3="http://schemas.microsoft.com/office/drawing/2016/5/9/chartex" xmlns:cx4="http://schemas.microsoft.com/office/drawing/2016/5/10/chartex" xmlns:cx5="http://schemas.microsoft.com/office/drawing/2016/5/11/chartex" xmlns:cx6="http://schemas.microsoft.com/office/drawing/2016/5/12/chartex" xmlns:cx7="http://schemas.microsoft.com/office/drawing/2016/5/13/chartex" xmlns:cx8="http://schemas.microsoft.com/office/drawing/2016/5/14/chartex" xmlns:aink="http://schemas.microsoft.com/office/drawing/2016/ink" xmlns:am3d="http://schemas.microsoft.com/office/drawing/2017/model3d" xmlns:oel="http://schemas.microsoft.com/office/2019/extlst" xmlns:w15="http://schemas.microsoft.com/office/word/2012/wordml" xmlns:w16cex="http://schemas.microsoft.com/office/word/2018/wordml/cex" xmlns:w16cid="http://schemas.microsoft.com/office/word/2016/wordml/cid" xmlns:w16="http://schemas.microsoft.com/office/word/2018/wordml" xmlns:w16du="http://schemas.microsoft.com/office/word/2023/wordml/word16du" xmlns:w16sdtdh="http://schemas.microsoft.com/office/word/2020/wordml/sdtdatahash" xmlns:w16sdtfl="http://schemas.microsoft.com/office/word/2024/wordml/sdtformatlock" xmlns:w16se="http://schemas.microsoft.com/office/word/2015/wordml/symex" xmlns:a="http://schemas.openxmlformats.org/drawingml/2006/main" xmlns:arto="http://schemas.microsoft.com/office/word/2006/arto">
+          <mc:Fallback xmlns:arto="http://schemas.microsoft.com/office/word/2006/arto" xmlns:a="http://schemas.openxmlformats.org/drawingml/2006/main" xmlns:w16se="http://schemas.microsoft.com/office/word/2015/wordml/symex" xmlns:w16sdtfl="http://schemas.microsoft.com/office/word/2024/wordml/sdtformatlock" xmlns:w16sdtdh="http://schemas.microsoft.com/office/word/2020/wordml/sdtdatahash" xmlns:w16du="http://schemas.microsoft.com/office/word/2023/wordml/word16du" xmlns:w16="http://schemas.microsoft.com/office/word/2018/wordml" xmlns:w16cid="http://schemas.microsoft.com/office/word/2016/wordml/cid" xmlns:w16cex="http://schemas.microsoft.com/office/word/2018/wordml/cex" xmlns:w15="http://schemas.microsoft.com/office/word/2012/wordml" xmlns:oel="http://schemas.microsoft.com/office/2019/extlst" xmlns:am3d="http://schemas.microsoft.com/office/drawing/2017/model3d" xmlns:aink="http://schemas.microsoft.com/office/drawing/2016/ink" xmlns:cx8="http://schemas.microsoft.com/office/drawing/2016/5/14/chartex" xmlns:cx7="http://schemas.microsoft.com/office/drawing/2016/5/13/chartex" xmlns:cx6="http://schemas.microsoft.com/office/drawing/2016/5/12/chartex" xmlns:cx5="http://schemas.microsoft.com/office/drawing/2016/5/11/chartex" xmlns:cx4="http://schemas.microsoft.com/office/drawing/2016/5/10/chartex" xmlns:cx3="http://schemas.microsoft.com/office/drawing/2016/5/9/chartex" xmlns:cx2="http://schemas.microsoft.com/office/drawing/2015/10/21/chartex" xmlns:cx1="http://schemas.microsoft.com/office/drawing/2015/9/8/chartex" xmlns:cx="http://schemas.microsoft.com/office/drawing/2014/chartex">
             <w:pict>
               <v:shapetype id="_x0000_t88" coordsize="21600,21600" filled="f" o:spt="88" adj="1800,10800" path="m,qx10800@0l10800@2qy21600@11,10800@3l10800@1qy,21600e" w14:anchorId="0A7DD07F">
                 <v:formulas>
@@ -214,7 +216,6 @@
         </w:rPr>
         <w:t>厚生労働大臣</w:t>
       </w:r>
-      <w:bookmarkStart w:id="0" w:name="_GoBack"/>
     </w:p>
     <w:p>
       <w:pPr>
@@ -249,7 +250,6 @@
         </w:rPr>
       </w:pPr>
     </w:p>
-    <w:bookmarkEnd w:id="0"/>
     <w:p>
       <w:pPr>
         <w:jc w:val="left"/>
@@ -4195,7 +4195,25 @@
           <w:sz w:val="24"/>
           <w:lang w:eastAsia="zh-TW"/>
         </w:rPr>
-        <w:t>再生医療等提供機関　名称</w:t>
+        <w:t>再生医療等</w:t>
+      </w:r>
+      <w:r>
+        <w:rPr>
+          <w:rFonts w:ascii="メイリオ" w:eastAsia="メイリオ" w:hAnsi="メイリオ" w:cs="メイリオ" w:hint="eastAsia"/>
+          <w:color w:val="0070C0"/>
+          <w:sz w:val="24"/>
+          <w:lang w:eastAsia="zh-TW"/>
+        </w:rPr>
+        <w:t>提供</w:t>
+      </w:r>
+      <w:r>
+        <w:rPr>
+          <w:rFonts w:ascii="メイリオ" w:eastAsia="メイリオ" w:hAnsi="メイリオ" w:cs="メイリオ" w:hint="eastAsia"/>
+          <w:color w:val="0070C0"/>
+          <w:sz w:val="24"/>
+          <w:lang w:eastAsia="zh-TW"/>
+        </w:rPr>
+        <w:t>機関　名称</w:t>
       </w:r>
       <w:r>
         <w:rPr>
@@ -4308,9 +4326,24 @@
           <w:rFonts w:ascii="メイリオ" w:eastAsia="メイリオ" w:hAnsi="メイリオ" w:cs="メイリオ" w:hint="eastAsia"/>
           <w:color w:val="00B050"/>
           <w:sz w:val="24"/>
-          <w:u w:val="dotted"/>
-        </w:rPr>
-        <w:t>{{開設者（診療所開設届上）※医療法人でない場合}}</w:t>
+        </w:rPr>
+        <w:t>{{</w:t>
+      </w:r>
+      <w:r>
+        <w:rPr>
+          <w:rFonts w:ascii="メイリオ" w:eastAsia="メイリオ" w:hAnsi="メイリオ" w:cs="メイリオ" w:hint="eastAsia"/>
+          <w:color w:val="00B050"/>
+          <w:sz w:val="24"/>
+        </w:rPr>
+        <w:t>管理者（院長/病院長）</w:t>
+      </w:r>
+      <w:r>
+        <w:rPr>
+          <w:rFonts w:ascii="メイリオ" w:eastAsia="メイリオ" w:hAnsi="メイリオ" w:cs="メイリオ" w:hint="eastAsia"/>
+          <w:color w:val="00B050"/>
+          <w:sz w:val="24"/>
+        </w:rPr>
+        <w:t>}}</w:t>
       </w:r>
       <w:r>
         <w:rPr>
@@ -4813,7 +4846,7 @@
             </wp:anchor>
           </w:drawing>
         </mc:Choice>
-        <mc:Fallback xmlns:cx="http://schemas.microsoft.com/office/drawing/2014/chartex" xmlns:cx1="http://schemas.microsoft.com/office/drawing/2015/9/8/chartex" xmlns:cx2="http://schemas.microsoft.com/office/drawing/2015/10/21/chartex" xmlns:cx3="http://schemas.microsoft.com/office/drawing/2016/5/9/chartex" xmlns:cx4="http://schemas.microsoft.com/office/drawing/2016/5/10/chartex" xmlns:cx5="http://schemas.microsoft.com/office/drawing/2016/5/11/chartex" xmlns:cx6="http://schemas.microsoft.com/office/drawing/2016/5/12/chartex" xmlns:cx7="http://schemas.microsoft.com/office/drawing/2016/5/13/chartex" xmlns:cx8="http://schemas.microsoft.com/office/drawing/2016/5/14/chartex" xmlns:aink="http://schemas.microsoft.com/office/drawing/2016/ink" xmlns:am3d="http://schemas.microsoft.com/office/drawing/2017/model3d" xmlns:oel="http://schemas.microsoft.com/office/2019/extlst" xmlns:w15="http://schemas.microsoft.com/office/word/2012/wordml" xmlns:w16cex="http://schemas.microsoft.com/office/word/2018/wordml/cex" xmlns:w16cid="http://schemas.microsoft.com/office/word/2016/wordml/cid" xmlns:w16="http://schemas.microsoft.com/office/word/2018/wordml" xmlns:w16du="http://schemas.microsoft.com/office/word/2023/wordml/word16du" xmlns:w16sdtdh="http://schemas.microsoft.com/office/word/2020/wordml/sdtdatahash" xmlns:w16sdtfl="http://schemas.microsoft.com/office/word/2024/wordml/sdtformatlock" xmlns:w16se="http://schemas.microsoft.com/office/word/2015/wordml/symex" xmlns:a="http://schemas.openxmlformats.org/drawingml/2006/main" xmlns:a14="http://schemas.microsoft.com/office/drawing/2010/main" xmlns:arto="http://schemas.microsoft.com/office/word/2006/arto">
+        <mc:Fallback xmlns:arto="http://schemas.microsoft.com/office/word/2006/arto" xmlns:a14="http://schemas.microsoft.com/office/drawing/2010/main" xmlns:a="http://schemas.openxmlformats.org/drawingml/2006/main" xmlns:w16se="http://schemas.microsoft.com/office/word/2015/wordml/symex" xmlns:w16sdtfl="http://schemas.microsoft.com/office/word/2024/wordml/sdtformatlock" xmlns:w16sdtdh="http://schemas.microsoft.com/office/word/2020/wordml/sdtdatahash" xmlns:w16du="http://schemas.microsoft.com/office/word/2023/wordml/word16du" xmlns:w16="http://schemas.microsoft.com/office/word/2018/wordml" xmlns:w16cid="http://schemas.microsoft.com/office/word/2016/wordml/cid" xmlns:w16cex="http://schemas.microsoft.com/office/word/2018/wordml/cex" xmlns:w15="http://schemas.microsoft.com/office/word/2012/wordml" xmlns:oel="http://schemas.microsoft.com/office/2019/extlst" xmlns:am3d="http://schemas.microsoft.com/office/drawing/2017/model3d" xmlns:aink="http://schemas.microsoft.com/office/drawing/2016/ink" xmlns:cx8="http://schemas.microsoft.com/office/drawing/2016/5/14/chartex" xmlns:cx7="http://schemas.microsoft.com/office/drawing/2016/5/13/chartex" xmlns:cx6="http://schemas.microsoft.com/office/drawing/2016/5/12/chartex" xmlns:cx5="http://schemas.microsoft.com/office/drawing/2016/5/11/chartex" xmlns:cx4="http://schemas.microsoft.com/office/drawing/2016/5/10/chartex" xmlns:cx3="http://schemas.microsoft.com/office/drawing/2016/5/9/chartex" xmlns:cx2="http://schemas.microsoft.com/office/drawing/2015/10/21/chartex" xmlns:cx1="http://schemas.microsoft.com/office/drawing/2015/9/8/chartex" xmlns:cx="http://schemas.microsoft.com/office/drawing/2014/chartex">
           <w:pict>
             <v:oval id="円/楕円 5" style="position:absolute;left:0;text-align:left;margin-left:284.25pt;margin-top:772.5pt;width:25.5pt;height:25.5pt;z-index:251658240;visibility:visible;mso-wrap-style:square;mso-width-percent:0;mso-height-percent:0;mso-wrap-distance-left:9pt;mso-wrap-distance-top:0;mso-wrap-distance-right:9pt;mso-wrap-distance-bottom:0;mso-position-horizontal:absolute;mso-position-horizontal-relative:text;mso-position-vertical:absolute;mso-position-vertical-relative:text;mso-width-percent:0;mso-height-percent:0;mso-width-relative:page;mso-height-relative:page;v-text-anchor:top" o:spid="_x0000_s1026" filled="f" w14:anchorId="1A2070BB" o:gfxdata="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">
               <v:textbox inset="5.85pt,.7pt,5.85pt,.7pt"/>
@@ -6472,12 +6505,21 @@
 </file>
 
 <file path=customXml/item1.xml><?xml version="1.0" encoding="utf-8"?>
-<?mso-contentType ?>
-<FormTemplates xmlns="http://schemas.microsoft.com/sharepoint/v3/contenttype/forms">
-  <Display>DocumentLibraryForm</Display>
-  <Edit>DocumentLibraryForm</Edit>
-  <New>DocumentLibraryForm</New>
-</FormTemplates>
+<p:properties xmlns:p="http://schemas.microsoft.com/office/2006/metadata/properties" xmlns:xsi="http://www.w3.org/2001/XMLSchema-instance" xmlns:pc="http://schemas.microsoft.com/office/infopath/2007/PartnerControls">
+  <documentManagement>
+    <lcf76f155ced4ddcb4097134ff3c332f xmlns="29a6e523-0dcb-4965-bc53-475866424b5d">
+      <Terms xmlns="http://schemas.microsoft.com/office/infopath/2007/PartnerControls"/>
+    </lcf76f155ced4ddcb4097134ff3c332f>
+    <TaxCatchAll xmlns="85e6e18b-26c1-4122-9e79-e6c53ac26d53" xsi:nil="true"/>
+    <Owner xmlns="29a6e523-0dcb-4965-bc53-475866424b5d">
+      <UserInfo>
+        <DisplayName/>
+        <AccountId xsi:nil="true"/>
+        <AccountType/>
+      </UserInfo>
+    </Owner>
+  </documentManagement>
+</p:properties>
 </file>
 
 <file path=customXml/item2.xml><?xml version="1.0" encoding="utf-8"?>
@@ -6714,21 +6756,12 @@
 </file>
 
 <file path=customXml/item3.xml><?xml version="1.0" encoding="utf-8"?>
-<p:properties xmlns:p="http://schemas.microsoft.com/office/2006/metadata/properties" xmlns:xsi="http://www.w3.org/2001/XMLSchema-instance" xmlns:pc="http://schemas.microsoft.com/office/infopath/2007/PartnerControls">
-  <documentManagement>
-    <lcf76f155ced4ddcb4097134ff3c332f xmlns="29a6e523-0dcb-4965-bc53-475866424b5d">
-      <Terms xmlns="http://schemas.microsoft.com/office/infopath/2007/PartnerControls"/>
-    </lcf76f155ced4ddcb4097134ff3c332f>
-    <TaxCatchAll xmlns="85e6e18b-26c1-4122-9e79-e6c53ac26d53" xsi:nil="true"/>
-    <Owner xmlns="29a6e523-0dcb-4965-bc53-475866424b5d">
-      <UserInfo>
-        <DisplayName/>
-        <AccountId xsi:nil="true"/>
-        <AccountType/>
-      </UserInfo>
-    </Owner>
-  </documentManagement>
-</p:properties>
+<?mso-contentType ?>
+<FormTemplates xmlns="http://schemas.microsoft.com/sharepoint/v3/contenttype/forms">
+  <Display>DocumentLibraryForm</Display>
+  <Edit>DocumentLibraryForm</Edit>
+  <New>DocumentLibraryForm</New>
+</FormTemplates>
 </file>
 
 <file path=customXml/item4.xml><?xml version="1.0" encoding="utf-8"?>
@@ -6736,9 +6769,12 @@
 </file>
 
 <file path=customXml/itemProps1.xml><?xml version="1.0" encoding="utf-8"?>
-<ds:datastoreItem xmlns:ds="http://schemas.openxmlformats.org/officeDocument/2006/customXml" ds:itemID="{02262C71-B2EE-4550-9919-3BC0A4424545}">
+<ds:datastoreItem xmlns:ds="http://schemas.openxmlformats.org/officeDocument/2006/customXml" ds:itemID="{665CE1F4-A37E-47D1-AE12-C52347815BA8}">
   <ds:schemaRefs>
-    <ds:schemaRef ds:uri="http://schemas.microsoft.com/sharepoint/v3/contenttype/forms"/>
+    <ds:schemaRef ds:uri="http://schemas.microsoft.com/office/2006/metadata/properties"/>
+    <ds:schemaRef ds:uri="http://schemas.microsoft.com/office/infopath/2007/PartnerControls"/>
+    <ds:schemaRef ds:uri="29a6e523-0dcb-4965-bc53-475866424b5d"/>
+    <ds:schemaRef ds:uri="85e6e18b-26c1-4122-9e79-e6c53ac26d53"/>
   </ds:schemaRefs>
 </ds:datastoreItem>
 </file>
@@ -6763,18 +6799,15 @@
 </file>
 
 <file path=customXml/itemProps3.xml><?xml version="1.0" encoding="utf-8"?>
-<ds:datastoreItem xmlns:ds="http://schemas.openxmlformats.org/officeDocument/2006/customXml" ds:itemID="{665CE1F4-A37E-47D1-AE12-C52347815BA8}">
+<ds:datastoreItem xmlns:ds="http://schemas.openxmlformats.org/officeDocument/2006/customXml" ds:itemID="{02262C71-B2EE-4550-9919-3BC0A4424545}">
   <ds:schemaRefs>
-    <ds:schemaRef ds:uri="http://schemas.microsoft.com/office/2006/metadata/properties"/>
-    <ds:schemaRef ds:uri="http://schemas.microsoft.com/office/infopath/2007/PartnerControls"/>
-    <ds:schemaRef ds:uri="29a6e523-0dcb-4965-bc53-475866424b5d"/>
-    <ds:schemaRef ds:uri="85e6e18b-26c1-4122-9e79-e6c53ac26d53"/>
+    <ds:schemaRef ds:uri="http://schemas.microsoft.com/sharepoint/v3/contenttype/forms"/>
   </ds:schemaRefs>
 </ds:datastoreItem>
 </file>
 
 <file path=customXml/itemProps4.xml><?xml version="1.0" encoding="utf-8"?>
-<ds:datastoreItem xmlns:ds="http://schemas.openxmlformats.org/officeDocument/2006/customXml" ds:itemID="{DF803A54-499F-45E6-8550-406D8A87E004}">
+<ds:datastoreItem xmlns:ds="http://schemas.openxmlformats.org/officeDocument/2006/customXml" ds:itemID="{F0DEE333-EBE7-4B8D-A02E-CF701B4324BC}">
   <ds:schemaRefs>
     <ds:schemaRef ds:uri="http://schemas.openxmlformats.org/officeDocument/2006/bibliography"/>
   </ds:schemaRefs>
